--- a/Healthcare Information Management System - Documentation(Version History).docx
+++ b/Healthcare Information Management System - Documentation(Version History).docx
@@ -35,31 +35,29 @@
     <w:p>
       <w:r>
         <w:pict w14:anchorId="7C3CC781">
-          <v:rect id="_x0000_i1031" style="width:0;height:1.5pt" o:hralign="center" o:hrstd="t" o:hr="t" fillcolor="#a0a0a0" stroked="f"/>
+          <v:rect id="_x0000_i1025" style="width:0;height:1.5pt" o:hralign="center" o:hrstd="t" o:hr="t" fillcolor="#a0a0a0" stroked="f"/>
         </w:pict>
       </w:r>
-    </w:p>
-    <w:p>
-      <w:pPr>
-        <w:rPr>
-          <w:b/>
-          <w:bCs/>
-        </w:rPr>
-      </w:pPr>
-      <w:r>
-        <w:rPr>
-          <w:rFonts w:ascii="Segoe UI Emoji" w:hAnsi="Segoe UI Emoji" w:cs="Segoe UI Emoji"/>
-          <w:b/>
-          <w:bCs/>
-        </w:rPr>
-        <w:t>📦</w:t>
-      </w:r>
-      <w:r>
-        <w:rPr>
-          <w:b/>
-          <w:bCs/>
-        </w:rPr>
-        <w:t xml:space="preserve"> Version 1.0.0  Static UI Completion</w:t>
+      <w:r>
+        <w:rPr>
+          <w:b/>
+          <w:bCs/>
+        </w:rPr>
+        <w:t xml:space="preserve"> Version 1.0.0 </w:t>
+      </w:r>
+      <w:r>
+        <w:rPr>
+          <w:b/>
+          <w:bCs/>
+        </w:rPr>
+        <w:t xml:space="preserve">: </w:t>
+      </w:r>
+      <w:r>
+        <w:rPr>
+          <w:b/>
+          <w:bCs/>
+        </w:rPr>
+        <w:t>Static UI Completion</w:t>
       </w:r>
     </w:p>
     <w:p>
@@ -161,18 +159,24 @@
       </w:pPr>
       <w:r>
         <w:rPr>
-          <w:rFonts w:ascii="Segoe UI Emoji" w:hAnsi="Segoe UI Emoji" w:cs="Segoe UI Emoji"/>
-          <w:b/>
-          <w:bCs/>
-        </w:rPr>
-        <w:t>📦</w:t>
-      </w:r>
-      <w:r>
-        <w:rPr>
-          <w:b/>
-          <w:bCs/>
-        </w:rPr>
-        <w:t xml:space="preserve"> Version 1.1.0 — Role-Based Layout Implementation</w:t>
+          <w:b/>
+          <w:bCs/>
+        </w:rPr>
+        <w:t>Version 1.1.0</w:t>
+      </w:r>
+      <w:r>
+        <w:rPr>
+          <w:b/>
+          <w:bCs/>
+        </w:rPr>
+        <w:t xml:space="preserve"> : </w:t>
+      </w:r>
+      <w:r>
+        <w:rPr>
+          <w:b/>
+          <w:bCs/>
+        </w:rPr>
+        <w:t>Role-Based Layout Implementation</w:t>
       </w:r>
     </w:p>
     <w:p>
@@ -299,6 +303,398 @@
       </w:r>
     </w:p>
     <w:p/>
+    <w:p>
+      <w:pPr>
+        <w:rPr>
+          <w:b/>
+          <w:bCs/>
+        </w:rPr>
+      </w:pPr>
+    </w:p>
+    <w:p>
+      <w:pPr>
+        <w:rPr>
+          <w:b/>
+          <w:bCs/>
+        </w:rPr>
+      </w:pPr>
+    </w:p>
+    <w:p>
+      <w:pPr>
+        <w:rPr>
+          <w:b/>
+          <w:bCs/>
+        </w:rPr>
+      </w:pPr>
+    </w:p>
+    <w:p>
+      <w:pPr>
+        <w:rPr>
+          <w:b/>
+          <w:bCs/>
+        </w:rPr>
+      </w:pPr>
+      <w:r>
+        <w:rPr>
+          <w:b/>
+          <w:bCs/>
+        </w:rPr>
+        <w:lastRenderedPageBreak/>
+        <w:t>Version 1.2.0</w:t>
+      </w:r>
+      <w:r>
+        <w:rPr>
+          <w:b/>
+          <w:bCs/>
+        </w:rPr>
+        <w:t xml:space="preserve"> : </w:t>
+      </w:r>
+      <w:r>
+        <w:rPr>
+          <w:b/>
+          <w:bCs/>
+        </w:rPr>
+        <w:t>Patient Module Implementation</w:t>
+      </w:r>
+    </w:p>
+    <w:p>
+      <w:r>
+        <w:rPr>
+          <w:b/>
+          <w:bCs/>
+        </w:rPr>
+        <w:t>Date Completed:</w:t>
+      </w:r>
+      <w:r>
+        <w:t xml:space="preserve"> </w:t>
+      </w:r>
+      <w:r>
+        <w:t>2026-03-04</w:t>
+      </w:r>
+    </w:p>
+    <w:p>
+      <w:r>
+        <w:rPr>
+          <w:b/>
+          <w:bCs/>
+        </w:rPr>
+        <w:t>Summary:</w:t>
+      </w:r>
+    </w:p>
+    <w:p>
+      <w:pPr>
+        <w:numPr>
+          <w:ilvl w:val="0"/>
+          <w:numId w:val="3"/>
+        </w:numPr>
+      </w:pPr>
+      <w:r>
+        <w:t xml:space="preserve">Fully developed the </w:t>
+      </w:r>
+      <w:r>
+        <w:rPr>
+          <w:b/>
+          <w:bCs/>
+        </w:rPr>
+        <w:t>Patient Module</w:t>
+      </w:r>
+      <w:r>
+        <w:t xml:space="preserve"> interface.</w:t>
+      </w:r>
+    </w:p>
+    <w:p>
+      <w:pPr>
+        <w:numPr>
+          <w:ilvl w:val="0"/>
+          <w:numId w:val="3"/>
+        </w:numPr>
+      </w:pPr>
+      <w:r>
+        <w:t>Implemented a complete tab-based layout in patient.html with five structured sections:</w:t>
+      </w:r>
+    </w:p>
+    <w:p>
+      <w:pPr>
+        <w:numPr>
+          <w:ilvl w:val="1"/>
+          <w:numId w:val="3"/>
+        </w:numPr>
+      </w:pPr>
+      <w:r>
+        <w:rPr>
+          <w:b/>
+          <w:bCs/>
+        </w:rPr>
+        <w:t>Personal Info</w:t>
+      </w:r>
+      <w:r>
+        <w:t xml:space="preserve"> </w:t>
+      </w:r>
+      <w:r>
+        <w:t>-</w:t>
+      </w:r>
+      <w:r>
+        <w:t xml:space="preserve"> Patient details displayed in a structured information card</w:t>
+      </w:r>
+    </w:p>
+    <w:p>
+      <w:pPr>
+        <w:numPr>
+          <w:ilvl w:val="1"/>
+          <w:numId w:val="3"/>
+        </w:numPr>
+      </w:pPr>
+      <w:r>
+        <w:rPr>
+          <w:b/>
+          <w:bCs/>
+        </w:rPr>
+        <w:t>Assigned Doctor</w:t>
+      </w:r>
+      <w:r>
+        <w:t xml:space="preserve"> </w:t>
+      </w:r>
+      <w:r>
+        <w:t>-</w:t>
+      </w:r>
+      <w:r>
+        <w:t xml:space="preserve"> Doctor information card</w:t>
+      </w:r>
+    </w:p>
+    <w:p>
+      <w:pPr>
+        <w:numPr>
+          <w:ilvl w:val="1"/>
+          <w:numId w:val="3"/>
+        </w:numPr>
+      </w:pPr>
+      <w:r>
+        <w:rPr>
+          <w:b/>
+          <w:bCs/>
+        </w:rPr>
+        <w:t>Appointments</w:t>
+      </w:r>
+      <w:r>
+        <w:t xml:space="preserve"> </w:t>
+      </w:r>
+      <w:r>
+        <w:t>-</w:t>
+      </w:r>
+      <w:r>
+        <w:t>Upcoming and past appointments displayed in table format with complaints/symptoms column</w:t>
+      </w:r>
+    </w:p>
+    <w:p>
+      <w:pPr>
+        <w:numPr>
+          <w:ilvl w:val="1"/>
+          <w:numId w:val="3"/>
+        </w:numPr>
+      </w:pPr>
+      <w:r>
+        <w:rPr>
+          <w:b/>
+          <w:bCs/>
+        </w:rPr>
+        <w:t>Medical Records</w:t>
+      </w:r>
+      <w:r>
+        <w:t xml:space="preserve"> </w:t>
+      </w:r>
+      <w:r>
+        <w:t>-</w:t>
+      </w:r>
+      <w:r>
+        <w:t xml:space="preserve"> Diagnosis history, prescriptions, and lab results tables</w:t>
+      </w:r>
+    </w:p>
+    <w:p>
+      <w:pPr>
+        <w:numPr>
+          <w:ilvl w:val="1"/>
+          <w:numId w:val="3"/>
+        </w:numPr>
+      </w:pPr>
+      <w:r>
+        <w:rPr>
+          <w:b/>
+          <w:bCs/>
+        </w:rPr>
+        <w:t>Billing</w:t>
+      </w:r>
+      <w:r>
+        <w:t xml:space="preserve"> </w:t>
+      </w:r>
+      <w:r>
+        <w:t>-</w:t>
+      </w:r>
+      <w:r>
+        <w:t xml:space="preserve"> Invoice table with paid/unpaid status indicators (green for paid, red for unpaid)</w:t>
+      </w:r>
+    </w:p>
+    <w:p>
+      <w:pPr>
+        <w:numPr>
+          <w:ilvl w:val="0"/>
+          <w:numId w:val="3"/>
+        </w:numPr>
+      </w:pPr>
+      <w:r>
+        <w:t>Created patient.js to manage frontend interactivity:</w:t>
+      </w:r>
+    </w:p>
+    <w:p>
+      <w:pPr>
+        <w:numPr>
+          <w:ilvl w:val="1"/>
+          <w:numId w:val="3"/>
+        </w:numPr>
+      </w:pPr>
+      <w:r>
+        <w:t>Implemented tab-switching functionality</w:t>
+      </w:r>
+    </w:p>
+    <w:p>
+      <w:pPr>
+        <w:numPr>
+          <w:ilvl w:val="1"/>
+          <w:numId w:val="3"/>
+        </w:numPr>
+      </w:pPr>
+      <w:r>
+        <w:t>Clicking a tab hides other sections and displays the selected section</w:t>
+      </w:r>
+    </w:p>
+    <w:p>
+      <w:pPr>
+        <w:numPr>
+          <w:ilvl w:val="1"/>
+          <w:numId w:val="3"/>
+        </w:numPr>
+      </w:pPr>
+      <w:r>
+        <w:t>Added active underline indicator for the selected tab</w:t>
+      </w:r>
+    </w:p>
+    <w:p>
+      <w:pPr>
+        <w:numPr>
+          <w:ilvl w:val="0"/>
+          <w:numId w:val="3"/>
+        </w:numPr>
+      </w:pPr>
+      <w:r>
+        <w:t>Refactored CSS structure for better modularity:</w:t>
+      </w:r>
+    </w:p>
+    <w:p>
+      <w:pPr>
+        <w:numPr>
+          <w:ilvl w:val="1"/>
+          <w:numId w:val="3"/>
+        </w:numPr>
+      </w:pPr>
+      <w:r>
+        <w:t xml:space="preserve">dashboard.css </w:t>
+      </w:r>
+      <w:r>
+        <w:t>-</w:t>
+      </w:r>
+      <w:r>
+        <w:t xml:space="preserve"> Role selection and general dashboard styles only</w:t>
+      </w:r>
+    </w:p>
+    <w:p>
+      <w:pPr>
+        <w:numPr>
+          <w:ilvl w:val="1"/>
+          <w:numId w:val="3"/>
+        </w:numPr>
+      </w:pPr>
+      <w:r>
+        <w:t xml:space="preserve">patient.css </w:t>
+      </w:r>
+      <w:r>
+        <w:t>-</w:t>
+      </w:r>
+      <w:r>
+        <w:t xml:space="preserve"> Dedicated styles for Patient module</w:t>
+      </w:r>
+    </w:p>
+    <w:p>
+      <w:pPr>
+        <w:numPr>
+          <w:ilvl w:val="1"/>
+          <w:numId w:val="3"/>
+        </w:numPr>
+      </w:pPr>
+      <w:r>
+        <w:t xml:space="preserve">admin.css </w:t>
+      </w:r>
+      <w:r>
+        <w:t>-</w:t>
+      </w:r>
+      <w:r>
+        <w:t xml:space="preserve"> Initialized (currently empty)</w:t>
+      </w:r>
+    </w:p>
+    <w:p>
+      <w:pPr>
+        <w:numPr>
+          <w:ilvl w:val="1"/>
+          <w:numId w:val="3"/>
+        </w:numPr>
+      </w:pPr>
+      <w:r>
+        <w:t xml:space="preserve">doctor.css </w:t>
+      </w:r>
+      <w:r>
+        <w:t>-</w:t>
+      </w:r>
+      <w:r>
+        <w:t xml:space="preserve"> Initialized (currently empty)</w:t>
+      </w:r>
+    </w:p>
+    <w:p>
+      <w:pPr>
+        <w:numPr>
+          <w:ilvl w:val="0"/>
+          <w:numId w:val="3"/>
+        </w:numPr>
+      </w:pPr>
+      <w:r>
+        <w:t>Replaced sidebar navigation in patient.html with a simplified top navigation bar:</w:t>
+      </w:r>
+    </w:p>
+    <w:p>
+      <w:pPr>
+        <w:numPr>
+          <w:ilvl w:val="1"/>
+          <w:numId w:val="3"/>
+        </w:numPr>
+      </w:pPr>
+      <w:r>
+        <w:t xml:space="preserve">"HIMS </w:t>
+      </w:r>
+      <w:r>
+        <w:t xml:space="preserve">- </w:t>
+      </w:r>
+      <w:r>
+        <w:t>Patient" branding on the left</w:t>
+      </w:r>
+    </w:p>
+    <w:p>
+      <w:pPr>
+        <w:numPr>
+          <w:ilvl w:val="1"/>
+          <w:numId w:val="3"/>
+        </w:numPr>
+      </w:pPr>
+      <w:r>
+        <w:t>"Switch Role" and "Home" navigation buttons on the right</w:t>
+      </w:r>
+    </w:p>
     <w:p/>
     <w:sectPr>
       <w:pgSz w:w="11906" w:h="16838"/>
@@ -462,6 +858,155 @@
     </w:lvl>
   </w:abstractNum>
   <w:abstractNum w:abstractNumId="1" w15:restartNumberingAfterBreak="0">
+    <w:nsid w:val="4E141F56"/>
+    <w:multiLevelType w:val="multilevel"/>
+    <w:tmpl w:val="C4AC9F7A"/>
+    <w:lvl w:ilvl="0">
+      <w:start w:val="1"/>
+      <w:numFmt w:val="bullet"/>
+      <w:lvlText w:val=""/>
+      <w:lvlJc w:val="left"/>
+      <w:pPr>
+        <w:tabs>
+          <w:tab w:val="num" w:pos="720"/>
+        </w:tabs>
+        <w:ind w:left="720" w:hanging="360"/>
+      </w:pPr>
+      <w:rPr>
+        <w:rFonts w:ascii="Symbol" w:hAnsi="Symbol" w:hint="default"/>
+        <w:sz w:val="20"/>
+      </w:rPr>
+    </w:lvl>
+    <w:lvl w:ilvl="1">
+      <w:start w:val="1"/>
+      <w:numFmt w:val="bullet"/>
+      <w:lvlText w:val="o"/>
+      <w:lvlJc w:val="left"/>
+      <w:pPr>
+        <w:tabs>
+          <w:tab w:val="num" w:pos="1440"/>
+        </w:tabs>
+        <w:ind w:left="1440" w:hanging="360"/>
+      </w:pPr>
+      <w:rPr>
+        <w:rFonts w:ascii="Courier New" w:hAnsi="Courier New" w:hint="default"/>
+        <w:sz w:val="20"/>
+      </w:rPr>
+    </w:lvl>
+    <w:lvl w:ilvl="2" w:tentative="1">
+      <w:start w:val="1"/>
+      <w:numFmt w:val="bullet"/>
+      <w:lvlText w:val=""/>
+      <w:lvlJc w:val="left"/>
+      <w:pPr>
+        <w:tabs>
+          <w:tab w:val="num" w:pos="2160"/>
+        </w:tabs>
+        <w:ind w:left="2160" w:hanging="360"/>
+      </w:pPr>
+      <w:rPr>
+        <w:rFonts w:ascii="Wingdings" w:hAnsi="Wingdings" w:hint="default"/>
+        <w:sz w:val="20"/>
+      </w:rPr>
+    </w:lvl>
+    <w:lvl w:ilvl="3" w:tentative="1">
+      <w:start w:val="1"/>
+      <w:numFmt w:val="bullet"/>
+      <w:lvlText w:val=""/>
+      <w:lvlJc w:val="left"/>
+      <w:pPr>
+        <w:tabs>
+          <w:tab w:val="num" w:pos="2880"/>
+        </w:tabs>
+        <w:ind w:left="2880" w:hanging="360"/>
+      </w:pPr>
+      <w:rPr>
+        <w:rFonts w:ascii="Wingdings" w:hAnsi="Wingdings" w:hint="default"/>
+        <w:sz w:val="20"/>
+      </w:rPr>
+    </w:lvl>
+    <w:lvl w:ilvl="4" w:tentative="1">
+      <w:start w:val="1"/>
+      <w:numFmt w:val="bullet"/>
+      <w:lvlText w:val=""/>
+      <w:lvlJc w:val="left"/>
+      <w:pPr>
+        <w:tabs>
+          <w:tab w:val="num" w:pos="3600"/>
+        </w:tabs>
+        <w:ind w:left="3600" w:hanging="360"/>
+      </w:pPr>
+      <w:rPr>
+        <w:rFonts w:ascii="Wingdings" w:hAnsi="Wingdings" w:hint="default"/>
+        <w:sz w:val="20"/>
+      </w:rPr>
+    </w:lvl>
+    <w:lvl w:ilvl="5" w:tentative="1">
+      <w:start w:val="1"/>
+      <w:numFmt w:val="bullet"/>
+      <w:lvlText w:val=""/>
+      <w:lvlJc w:val="left"/>
+      <w:pPr>
+        <w:tabs>
+          <w:tab w:val="num" w:pos="4320"/>
+        </w:tabs>
+        <w:ind w:left="4320" w:hanging="360"/>
+      </w:pPr>
+      <w:rPr>
+        <w:rFonts w:ascii="Wingdings" w:hAnsi="Wingdings" w:hint="default"/>
+        <w:sz w:val="20"/>
+      </w:rPr>
+    </w:lvl>
+    <w:lvl w:ilvl="6" w:tentative="1">
+      <w:start w:val="1"/>
+      <w:numFmt w:val="bullet"/>
+      <w:lvlText w:val=""/>
+      <w:lvlJc w:val="left"/>
+      <w:pPr>
+        <w:tabs>
+          <w:tab w:val="num" w:pos="5040"/>
+        </w:tabs>
+        <w:ind w:left="5040" w:hanging="360"/>
+      </w:pPr>
+      <w:rPr>
+        <w:rFonts w:ascii="Wingdings" w:hAnsi="Wingdings" w:hint="default"/>
+        <w:sz w:val="20"/>
+      </w:rPr>
+    </w:lvl>
+    <w:lvl w:ilvl="7" w:tentative="1">
+      <w:start w:val="1"/>
+      <w:numFmt w:val="bullet"/>
+      <w:lvlText w:val=""/>
+      <w:lvlJc w:val="left"/>
+      <w:pPr>
+        <w:tabs>
+          <w:tab w:val="num" w:pos="5760"/>
+        </w:tabs>
+        <w:ind w:left="5760" w:hanging="360"/>
+      </w:pPr>
+      <w:rPr>
+        <w:rFonts w:ascii="Wingdings" w:hAnsi="Wingdings" w:hint="default"/>
+        <w:sz w:val="20"/>
+      </w:rPr>
+    </w:lvl>
+    <w:lvl w:ilvl="8" w:tentative="1">
+      <w:start w:val="1"/>
+      <w:numFmt w:val="bullet"/>
+      <w:lvlText w:val=""/>
+      <w:lvlJc w:val="left"/>
+      <w:pPr>
+        <w:tabs>
+          <w:tab w:val="num" w:pos="6480"/>
+        </w:tabs>
+        <w:ind w:left="6480" w:hanging="360"/>
+      </w:pPr>
+      <w:rPr>
+        <w:rFonts w:ascii="Wingdings" w:hAnsi="Wingdings" w:hint="default"/>
+        <w:sz w:val="20"/>
+      </w:rPr>
+    </w:lvl>
+  </w:abstractNum>
+  <w:abstractNum w:abstractNumId="2" w15:restartNumberingAfterBreak="0">
     <w:nsid w:val="6ED3757A"/>
     <w:multiLevelType w:val="multilevel"/>
     <w:tmpl w:val="496C198C"/>
@@ -614,6 +1159,9 @@
     <w:abstractNumId w:val="0"/>
   </w:num>
   <w:num w:numId="2" w16cid:durableId="704140459">
+    <w:abstractNumId w:val="2"/>
+  </w:num>
+  <w:num w:numId="3" w16cid:durableId="1304232183">
     <w:abstractNumId w:val="1"/>
   </w:num>
 </w:numbering>
